--- a/3rd year/CourseWork/3пункт.docx
+++ b/3rd year/CourseWork/3пункт.docx
@@ -217,12 +217,21 @@
           <w:szCs w:val="28"/>
         </w:rPr>
       </w:pPr>
-      <w:r>
-        <w:rPr>
-          <w:bCs/>
-          <w:szCs w:val="28"/>
-        </w:rPr>
-        <w:t xml:space="preserve">Система должна позволять пользователю зарегистрироваться, указав </w:t>
+      <w:bookmarkStart w:id="0" w:name="_Hlk200887199"/>
+      <w:r>
+        <w:rPr>
+          <w:bCs/>
+          <w:szCs w:val="28"/>
+        </w:rPr>
+        <w:t xml:space="preserve">Система </w:t>
+      </w:r>
+      <w:bookmarkStart w:id="1" w:name="_Hlk200887291"/>
+      <w:r>
+        <w:rPr>
+          <w:bCs/>
+          <w:szCs w:val="28"/>
+        </w:rPr>
+        <w:t xml:space="preserve">должна позволять пользователю зарегистрироваться, указав </w:t>
       </w:r>
       <w:proofErr w:type="spellStart"/>
       <w:r>
@@ -238,7 +247,15 @@
           <w:bCs/>
           <w:szCs w:val="28"/>
         </w:rPr>
-        <w:t>, имя и пароль.</w:t>
+        <w:t>, имя и пароль</w:t>
+      </w:r>
+      <w:bookmarkEnd w:id="1"/>
+      <w:r>
+        <w:rPr>
+          <w:bCs/>
+          <w:szCs w:val="28"/>
+        </w:rPr>
+        <w:t>.</w:t>
       </w:r>
     </w:p>
     <w:p>
@@ -254,12 +271,21 @@
           <w:szCs w:val="28"/>
         </w:rPr>
       </w:pPr>
-      <w:r>
-        <w:rPr>
-          <w:bCs/>
-          <w:szCs w:val="28"/>
-        </w:rPr>
-        <w:t>Система должна поддерживать вход в личный кабинет зарегистрированного пользователя.</w:t>
+      <w:bookmarkStart w:id="2" w:name="_Hlk200887297"/>
+      <w:r>
+        <w:rPr>
+          <w:bCs/>
+          <w:szCs w:val="28"/>
+        </w:rPr>
+        <w:t>Система должна поддерживать вход в личный кабинет зарегистрированного пользователя</w:t>
+      </w:r>
+      <w:bookmarkEnd w:id="2"/>
+      <w:r>
+        <w:rPr>
+          <w:bCs/>
+          <w:szCs w:val="28"/>
+        </w:rPr>
+        <w:t>.</w:t>
       </w:r>
     </w:p>
     <w:p>
@@ -274,6 +300,7 @@
           <w:szCs w:val="28"/>
         </w:rPr>
       </w:pPr>
+      <w:bookmarkStart w:id="3" w:name="_Hlk200887302"/>
       <w:r>
         <w:rPr>
           <w:bCs/>
@@ -285,7 +312,14 @@
         <w:rPr>
           <w:szCs w:val="28"/>
         </w:rPr>
-        <w:t>гость может просматривать доступные отели и номера, но не может выполнять бронирование.</w:t>
+        <w:t>гость может просматривать доступные отели и номера, но не может выполнять бронирование</w:t>
+      </w:r>
+      <w:bookmarkEnd w:id="3"/>
+      <w:r>
+        <w:rPr>
+          <w:szCs w:val="28"/>
+        </w:rPr>
+        <w:t>.</w:t>
       </w:r>
     </w:p>
     <w:p>
@@ -301,6 +335,7 @@
           <w:szCs w:val="28"/>
         </w:rPr>
       </w:pPr>
+      <w:bookmarkStart w:id="4" w:name="_Hlk200887309"/>
       <w:r>
         <w:rPr>
           <w:szCs w:val="28"/>
@@ -312,7 +347,15 @@
           <w:bCs/>
           <w:szCs w:val="28"/>
         </w:rPr>
-        <w:t xml:space="preserve"> может бронировать номера, просматривать свои бронирования и отменять их.</w:t>
+        <w:t xml:space="preserve"> может бронировать номера, просматривать свои бронирования и отменять их</w:t>
+      </w:r>
+      <w:bookmarkEnd w:id="4"/>
+      <w:r>
+        <w:rPr>
+          <w:bCs/>
+          <w:szCs w:val="28"/>
+        </w:rPr>
+        <w:t>.</w:t>
       </w:r>
     </w:p>
     <w:p>
@@ -328,6 +371,7 @@
           <w:szCs w:val="28"/>
         </w:rPr>
       </w:pPr>
+      <w:bookmarkStart w:id="5" w:name="_Hlk200887366"/>
       <w:r>
         <w:rPr>
           <w:bCs/>
@@ -363,6 +407,7 @@
         </w:rPr>
         <w:t xml:space="preserve"> и бронированиях</w:t>
       </w:r>
+      <w:bookmarkEnd w:id="5"/>
       <w:r>
         <w:rPr>
           <w:bCs/>
@@ -384,12 +429,21 @@
           <w:szCs w:val="28"/>
         </w:rPr>
       </w:pPr>
-      <w:r>
-        <w:rPr>
-          <w:bCs/>
-          <w:szCs w:val="28"/>
-        </w:rPr>
-        <w:t>Пользователь должен иметь возможность выбрать отель и номер, указать даты начала и окончания проживания.</w:t>
+      <w:bookmarkStart w:id="6" w:name="_Hlk200887373"/>
+      <w:r>
+        <w:rPr>
+          <w:bCs/>
+          <w:szCs w:val="28"/>
+        </w:rPr>
+        <w:t>Пользователь должен иметь возможность выбрать отель и номер, указать даты начала и окончания проживания</w:t>
+      </w:r>
+      <w:bookmarkEnd w:id="6"/>
+      <w:r>
+        <w:rPr>
+          <w:bCs/>
+          <w:szCs w:val="28"/>
+        </w:rPr>
+        <w:t>.</w:t>
       </w:r>
     </w:p>
     <w:p>
@@ -405,12 +459,21 @@
           <w:szCs w:val="28"/>
         </w:rPr>
       </w:pPr>
-      <w:r>
-        <w:rPr>
-          <w:bCs/>
-          <w:szCs w:val="28"/>
-        </w:rPr>
-        <w:t>Система должна проверять доступность номера на указанный период.</w:t>
+      <w:bookmarkStart w:id="7" w:name="_Hlk200887378"/>
+      <w:r>
+        <w:rPr>
+          <w:bCs/>
+          <w:szCs w:val="28"/>
+        </w:rPr>
+        <w:t>Система должна проверять доступность номера на указанный период</w:t>
+      </w:r>
+      <w:bookmarkEnd w:id="7"/>
+      <w:r>
+        <w:rPr>
+          <w:bCs/>
+          <w:szCs w:val="28"/>
+        </w:rPr>
+        <w:t>.</w:t>
       </w:r>
     </w:p>
     <w:p>
@@ -426,12 +489,21 @@
           <w:szCs w:val="28"/>
         </w:rPr>
       </w:pPr>
-      <w:r>
-        <w:rPr>
-          <w:bCs/>
-          <w:szCs w:val="28"/>
-        </w:rPr>
-        <w:t>После успешного бронирования информация должна отображаться в личном кабинете пользователя и в административной панели.</w:t>
+      <w:bookmarkStart w:id="8" w:name="_Hlk200887386"/>
+      <w:r>
+        <w:rPr>
+          <w:bCs/>
+          <w:szCs w:val="28"/>
+        </w:rPr>
+        <w:t>После успешного бронирования информация должна отображаться в личном кабинете пользователя и в административной панели</w:t>
+      </w:r>
+      <w:bookmarkEnd w:id="8"/>
+      <w:r>
+        <w:rPr>
+          <w:bCs/>
+          <w:szCs w:val="28"/>
+        </w:rPr>
+        <w:t>.</w:t>
       </w:r>
     </w:p>
     <w:p>
@@ -447,14 +519,24 @@
           <w:szCs w:val="28"/>
         </w:rPr>
       </w:pPr>
-      <w:r>
-        <w:rPr>
-          <w:bCs/>
-          <w:szCs w:val="28"/>
-        </w:rPr>
-        <w:t>Пользователь может отменить бронь до наступления даты заселения.</w:t>
-      </w:r>
-    </w:p>
+      <w:bookmarkStart w:id="9" w:name="_Hlk200887390"/>
+      <w:r>
+        <w:rPr>
+          <w:bCs/>
+          <w:szCs w:val="28"/>
+        </w:rPr>
+        <w:t>Пользователь может отменить бронь до наступления даты заселения</w:t>
+      </w:r>
+      <w:bookmarkEnd w:id="9"/>
+      <w:r>
+        <w:rPr>
+          <w:bCs/>
+          <w:szCs w:val="28"/>
+        </w:rPr>
+        <w:t>.</w:t>
+      </w:r>
+    </w:p>
+    <w:bookmarkEnd w:id="0"/>
     <w:p>
       <w:pPr>
         <w:rPr>
@@ -536,6 +618,7 @@
           <w:szCs w:val="28"/>
         </w:rPr>
       </w:pPr>
+      <w:bookmarkStart w:id="10" w:name="_Hlk200887584"/>
       <w:r>
         <w:rPr>
           <w:bCs/>
@@ -558,6 +641,7 @@
         </w:rPr>
         <w:t>Django</w:t>
       </w:r>
+      <w:bookmarkEnd w:id="10"/>
       <w:proofErr w:type="spellEnd"/>
       <w:r>
         <w:rPr>
@@ -580,6 +664,8 @@
           <w:szCs w:val="28"/>
         </w:rPr>
       </w:pPr>
+      <w:bookmarkStart w:id="11" w:name="_Hlk200887590"/>
+      <w:bookmarkStart w:id="12" w:name="_Hlk200887596"/>
       <w:r>
         <w:rPr>
           <w:bCs/>
@@ -624,6 +710,7 @@
         </w:rPr>
         <w:t xml:space="preserve"> CSS</w:t>
       </w:r>
+      <w:bookmarkEnd w:id="12"/>
       <w:r>
         <w:rPr>
           <w:bCs/>
@@ -645,6 +732,8 @@
           <w:szCs w:val="28"/>
         </w:rPr>
       </w:pPr>
+      <w:bookmarkStart w:id="13" w:name="_Hlk200887605"/>
+      <w:bookmarkEnd w:id="11"/>
       <w:r>
         <w:rPr>
           <w:bCs/>
@@ -666,7 +755,15 @@
           <w:bCs/>
           <w:szCs w:val="28"/>
         </w:rPr>
-        <w:t xml:space="preserve"> в качестве системы управления базой данных.</w:t>
+        <w:t xml:space="preserve"> в качестве системы управления базой данных</w:t>
+      </w:r>
+      <w:bookmarkEnd w:id="13"/>
+      <w:r>
+        <w:rPr>
+          <w:bCs/>
+          <w:szCs w:val="28"/>
+        </w:rPr>
+        <w:t>.</w:t>
       </w:r>
     </w:p>
     <w:p>
@@ -699,6 +796,7 @@
           <w:szCs w:val="28"/>
         </w:rPr>
       </w:pPr>
+      <w:bookmarkStart w:id="14" w:name="_Hlk200887697"/>
       <w:r>
         <w:rPr>
           <w:bCs/>
@@ -746,7 +844,15 @@
           <w:bCs/>
           <w:szCs w:val="28"/>
         </w:rPr>
-        <w:t>Получившаяся диаграмма представлена на рисунке 1.</w:t>
+        <w:t>Получившаяся диаграмма представлена на рисунке 1</w:t>
+      </w:r>
+      <w:bookmarkEnd w:id="14"/>
+      <w:r>
+        <w:rPr>
+          <w:bCs/>
+          <w:szCs w:val="28"/>
+        </w:rPr>
+        <w:t>.</w:t>
       </w:r>
     </w:p>
     <w:p>
@@ -876,6 +982,7 @@
           <w:szCs w:val="28"/>
         </w:rPr>
       </w:pPr>
+      <w:bookmarkStart w:id="15" w:name="_Hlk200887823"/>
       <w:r>
         <w:rPr>
           <w:bCs/>
@@ -980,6 +1087,7 @@
         </w:rPr>
         <w:t>ользователь с особыми правами доступа, использующий административную панель</w:t>
       </w:r>
+      <w:bookmarkEnd w:id="15"/>
       <w:r>
         <w:rPr>
           <w:bCs/>
@@ -1018,6 +1126,7 @@
           <w:szCs w:val="28"/>
         </w:rPr>
       </w:pPr>
+      <w:bookmarkStart w:id="16" w:name="_Hlk200887973"/>
       <w:r>
         <w:rPr>
           <w:bCs/>
@@ -1065,7 +1174,15 @@
           <w:bCs/>
           <w:szCs w:val="28"/>
         </w:rPr>
-        <w:t xml:space="preserve"> Если пользователь хочет воспользоваться функцией бронирования, он должен сначала зарегистрироваться (прецедент «Регистрация») или авторизоваться с уже существующей учётной записью (прецедент «Авторизация»).</w:t>
+        <w:t xml:space="preserve"> Если пользователь хочет воспользоваться функцией бронирования, он должен сначала зарегистрироваться (прецедент «Регистрация») или авторизоваться с уже существующей учётной записью (прецедент «Авторизация»</w:t>
+      </w:r>
+      <w:bookmarkEnd w:id="16"/>
+      <w:r>
+        <w:rPr>
+          <w:bCs/>
+          <w:szCs w:val="28"/>
+        </w:rPr>
+        <w:t>).</w:t>
       </w:r>
     </w:p>
     <w:p>
@@ -1077,6 +1194,7 @@
           <w:szCs w:val="28"/>
         </w:rPr>
       </w:pPr>
+      <w:bookmarkStart w:id="17" w:name="_Hlk200887998"/>
       <w:r>
         <w:rPr>
           <w:bCs/>
@@ -1155,6 +1273,7 @@
         </w:rPr>
         <w:t>данные его учётной записи</w:t>
       </w:r>
+      <w:bookmarkEnd w:id="17"/>
       <w:r>
         <w:rPr>
           <w:bCs/>
@@ -1172,6 +1291,7 @@
           <w:szCs w:val="28"/>
         </w:rPr>
       </w:pPr>
+      <w:bookmarkStart w:id="18" w:name="_Hlk200888006"/>
       <w:r>
         <w:rPr>
           <w:bCs/>
@@ -1208,6 +1328,7 @@
         </w:rPr>
         <w:t>Django</w:t>
       </w:r>
+      <w:bookmarkEnd w:id="18"/>
       <w:proofErr w:type="spellEnd"/>
       <w:r>
         <w:rPr>
@@ -1226,6 +1347,7 @@
           <w:szCs w:val="28"/>
         </w:rPr>
       </w:pPr>
+      <w:bookmarkStart w:id="19" w:name="_Hlk200888575"/>
       <w:r>
         <w:rPr>
           <w:bCs/>
@@ -1245,7 +1367,15 @@
           <w:bCs/>
           <w:szCs w:val="28"/>
         </w:rPr>
-        <w:t>ров с системой через соответствующие прецеденты, фиксируя их цели и границы ответственности в рамках функционирования веб-приложения.</w:t>
+        <w:t>ров с системой через соответствующие прецеденты</w:t>
+      </w:r>
+      <w:bookmarkEnd w:id="19"/>
+      <w:r>
+        <w:rPr>
+          <w:bCs/>
+          <w:szCs w:val="28"/>
+        </w:rPr>
+        <w:t>, фиксируя их цели и границы ответственности в рамках функционирования веб-приложения.</w:t>
       </w:r>
     </w:p>
     <w:p>
@@ -2768,6 +2898,7 @@
   <w:style w:type="character" w:default="1" w:styleId="a0">
     <w:name w:val="Default Paragraph Font"/>
     <w:uiPriority w:val="1"/>
+    <w:semiHidden/>
     <w:unhideWhenUsed/>
   </w:style>
   <w:style w:type="table" w:default="1" w:styleId="a1">
